--- a/Nessary.docx
+++ b/Nessary.docx
@@ -3,61 +3,52 @@
 <w:document xmlns:wpc="http://schemas.microsoft.com/office/word/2010/wordprocessingCanvas" xmlns:cx="http://schemas.microsoft.com/office/drawing/2014/chartex" xmlns:cx1="http://schemas.microsoft.com/office/drawing/2015/9/8/chartex" xmlns:cx2="http://schemas.microsoft.com/office/drawing/2015/10/21/chartex" xmlns:cx3="http://schemas.microsoft.com/office/drawing/2016/5/9/chartex" xmlns:cx4="http://schemas.microsoft.com/office/drawing/2016/5/10/chartex" xmlns:cx5="http://schemas.microsoft.com/office/drawing/2016/5/11/chartex" xmlns:cx6="http://schemas.microsoft.com/office/drawing/2016/5/12/chartex" xmlns:cx7="http://schemas.microsoft.com/office/drawing/2016/5/13/chartex" xmlns:cx8="http://schemas.microsoft.com/office/drawing/2016/5/14/chartex" xmlns:mc="http://schemas.openxmlformats.org/markup-compatibility/2006" xmlns:aink="http://schemas.microsoft.com/office/drawing/2016/ink" xmlns:am3d="http://schemas.microsoft.com/office/drawing/2017/model3d" xmlns:o="urn:schemas-microsoft-com:office:office" xmlns:oel="http://schemas.microsoft.com/office/2019/extlst" xmlns:r="http://schemas.openxmlformats.org/officeDocument/2006/relationships" xmlns:m="http://schemas.openxmlformats.org/officeDocument/2006/math" xmlns:v="urn:schemas-microsoft-com:vml" xmlns:wp14="http://schemas.microsoft.com/office/word/2010/wordprocessingDrawing" xmlns:wp="http://schemas.openxmlformats.org/drawingml/2006/wordprocessingDrawing" xmlns:w10="urn:schemas-microsoft-com:office:word" xmlns:w="http://schemas.openxmlformats.org/wordprocessingml/2006/main" xmlns:w14="http://schemas.microsoft.com/office/word/2010/wordml" xmlns:w15="http://schemas.microsoft.com/office/word/2012/wordml" xmlns:w16cex="http://schemas.microsoft.com/office/word/2018/wordml/cex" xmlns:w16cid="http://schemas.microsoft.com/office/word/2016/wordml/cid" xmlns:w16="http://schemas.microsoft.com/office/word/2018/wordml" xmlns:w16du="http://schemas.microsoft.com/office/word/2023/wordml/word16du" xmlns:w16sdtdh="http://schemas.microsoft.com/office/word/2020/wordml/sdtdatahash" xmlns:w16sdtfl="http://schemas.microsoft.com/office/word/2024/wordml/sdtformatlock" xmlns:w16se="http://schemas.microsoft.com/office/word/2015/wordml/symex" xmlns:wpg="http://schemas.microsoft.com/office/word/2010/wordprocessingGroup" xmlns:wpi="http://schemas.microsoft.com/office/word/2010/wordprocessingInk" xmlns:wne="http://schemas.microsoft.com/office/word/2006/wordml" xmlns:wps="http://schemas.microsoft.com/office/word/2010/wordprocessingShape" mc:Ignorable="w14 w15 w16se w16cid w16 w16cex w16sdtdh w16sdtfl w16du wp14">
   <w:body>
     <w:p>
-      <w:proofErr w:type="spellStart"/>
-      <w:r>
-        <w:t>Nessary</w:t>
-      </w:r>
-      <w:proofErr w:type="spellEnd"/>
-      <w:r>
-        <w:t xml:space="preserve">: </w:t>
-      </w:r>
-      <w:r>
-        <w:t xml:space="preserve">Install-Package </w:t>
-      </w:r>
-      <w:proofErr w:type="spellStart"/>
-      <w:r>
-        <w:t>Microsoft.EntityFrameworkCore.Tools</w:t>
-      </w:r>
-      <w:proofErr w:type="spellEnd"/>
+      <w:r>
+        <w:t xml:space="preserve">Nessary: </w:t>
+      </w:r>
+      <w:r>
+        <w:t>Install-Package Microsoft.EntityFrameworkCore.Tools</w:t>
+      </w:r>
     </w:p>
     <w:p>
       <w:r>
         <w:tab/>
       </w:r>
       <w:r>
-        <w:t xml:space="preserve">Install-Package </w:t>
-      </w:r>
-      <w:proofErr w:type="spellStart"/>
-      <w:r>
-        <w:t>Microsoft.EntityFrameworkCore.SqlServer</w:t>
-      </w:r>
-      <w:proofErr w:type="spellEnd"/>
+        <w:t>Plugin.Maui.Audio</w:t>
+      </w:r>
+    </w:p>
+    <w:p>
+      <w:r>
+        <w:tab/>
+      </w:r>
+      <w:r>
+        <w:t>dotnet add package CloudinaryDotNet</w:t>
+      </w:r>
+    </w:p>
+    <w:p>
+      <w:r>
+        <w:tab/>
+      </w:r>
+      <w:r>
+        <w:t>Install-Package Microsoft.EntityFrameworkCore.SqlServer</w:t>
+      </w:r>
     </w:p>
     <w:p>
       <w:pPr>
         <w:ind w:firstLine="720"/>
       </w:pPr>
       <w:r>
-        <w:t xml:space="preserve">Install-Package </w:t>
-      </w:r>
-      <w:proofErr w:type="spellStart"/>
-      <w:r>
-        <w:t>Swashbuckle.AspNetCore</w:t>
-      </w:r>
-      <w:proofErr w:type="spellEnd"/>
+        <w:t>Install-Package Swashbuckle.AspNetCore</w:t>
+      </w:r>
     </w:p>
     <w:p>
       <w:pPr>
         <w:ind w:firstLine="720"/>
       </w:pPr>
       <w:r>
-        <w:t xml:space="preserve">Install-Package </w:t>
-      </w:r>
-      <w:proofErr w:type="spellStart"/>
-      <w:r>
-        <w:t>Microsoft.CognitiveServices.Speech</w:t>
-      </w:r>
-      <w:proofErr w:type="spellEnd"/>
+        <w:t>Install-Package Microsoft.CognitiveServices.Speech</w:t>
+      </w:r>
     </w:p>
     <w:p>
       <w:pPr>
@@ -80,52 +71,30 @@
         <w:ind w:firstLine="720"/>
       </w:pPr>
       <w:r>
-        <w:t xml:space="preserve">dotnet add package </w:t>
-      </w:r>
-      <w:proofErr w:type="spellStart"/>
-      <w:r>
-        <w:t>Microsoft.AspNetCore.Authentication.JwtBearer</w:t>
-      </w:r>
-      <w:proofErr w:type="spellEnd"/>
+        <w:t>dotnet add package Microsoft.AspNetCore.Authentication.JwtBearer</w:t>
+      </w:r>
+    </w:p>
+    <w:p>
+      <w:pPr>
+        <w:ind w:firstLine="720"/>
+      </w:pPr>
+      <w:r>
+        <w:t>CommunityToolkit.Mvvm (Thay thế cho Provider/ChangeNotifier)</w:t>
+      </w:r>
     </w:p>
     <w:p>
       <w:r>
         <w:tab/>
       </w:r>
       <w:r>
-        <w:t xml:space="preserve">Add-Migration </w:t>
-      </w:r>
-      <w:proofErr w:type="spellStart"/>
-      <w:r>
-        <w:t>InitialCreate</w:t>
-      </w:r>
-      <w:proofErr w:type="spellEnd"/>
-    </w:p>
-    <w:p>
-      <w:pPr>
-        <w:ind w:firstLine="720"/>
-      </w:pPr>
-      <w:r>
-        <w:t>Update-Database</w:t>
+        <w:t xml:space="preserve"> CommunityToolkit.Maui (Hỗ trợ UI)</w:t>
       </w:r>
     </w:p>
     <w:p/>
-    <w:p>
-      <w:proofErr w:type="spellStart"/>
-      <w:r>
-        <w:t>Thứ</w:t>
-      </w:r>
-      <w:proofErr w:type="spellEnd"/>
-      <w:r>
-        <w:t xml:space="preserve"> </w:t>
-      </w:r>
-      <w:proofErr w:type="spellStart"/>
-      <w:r>
-        <w:t>tự</w:t>
-      </w:r>
-      <w:proofErr w:type="spellEnd"/>
-      <w:r>
-        <w:t xml:space="preserve">: </w:t>
+    <w:p/>
+    <w:p>
+      <w:r>
+        <w:t xml:space="preserve">Thứ tự: </w:t>
       </w:r>
     </w:p>
     <w:p>
@@ -169,29 +138,8 @@
           <w:bCs/>
         </w:rPr>
       </w:pPr>
-      <w:proofErr w:type="spellStart"/>
-      <w:r>
-        <w:t>Cách</w:t>
-      </w:r>
-      <w:proofErr w:type="spellEnd"/>
-      <w:r>
-        <w:t xml:space="preserve"> </w:t>
-      </w:r>
-      <w:proofErr w:type="spellStart"/>
-      <w:r>
-        <w:t>lấy</w:t>
-      </w:r>
-      <w:proofErr w:type="spellEnd"/>
-      <w:r>
-        <w:t xml:space="preserve"> </w:t>
-      </w:r>
-      <w:proofErr w:type="spellStart"/>
-      <w:r>
-        <w:t>api</w:t>
-      </w:r>
-      <w:proofErr w:type="spellEnd"/>
-      <w:r>
-        <w:t xml:space="preserve"> </w:t>
+      <w:r>
+        <w:t xml:space="preserve">Cách lấy api </w:t>
       </w:r>
       <w:r>
         <w:rPr>
@@ -206,23 +154,7 @@
           <w:b/>
           <w:bCs/>
         </w:rPr>
-        <w:t xml:space="preserve"> BƯỚC 1: </w:t>
-      </w:r>
-      <w:proofErr w:type="spellStart"/>
-      <w:r>
-        <w:rPr>
-          <w:b/>
-          <w:bCs/>
-        </w:rPr>
-        <w:t>Vào</w:t>
-      </w:r>
-      <w:proofErr w:type="spellEnd"/>
-      <w:r>
-        <w:rPr>
-          <w:b/>
-          <w:bCs/>
-        </w:rPr>
-        <w:t xml:space="preserve"> Google Cloud Console</w:t>
+        <w:t xml:space="preserve"> BƯỚC 1: Vào Google Cloud Console</w:t>
       </w:r>
     </w:p>
     <w:p>
@@ -245,37 +177,8 @@
       </w:hyperlink>
     </w:p>
     <w:p>
-      <w:proofErr w:type="spellStart"/>
-      <w:r>
-        <w:t>Đăng</w:t>
-      </w:r>
-      <w:proofErr w:type="spellEnd"/>
-      <w:r>
-        <w:t xml:space="preserve"> </w:t>
-      </w:r>
-      <w:proofErr w:type="spellStart"/>
-      <w:r>
-        <w:t>nhập</w:t>
-      </w:r>
-      <w:proofErr w:type="spellEnd"/>
-      <w:r>
-        <w:t xml:space="preserve"> Gmail </w:t>
-      </w:r>
-      <w:proofErr w:type="spellStart"/>
-      <w:r>
-        <w:t>của</w:t>
-      </w:r>
-      <w:proofErr w:type="spellEnd"/>
-      <w:r>
-        <w:t xml:space="preserve"> </w:t>
-      </w:r>
-      <w:proofErr w:type="spellStart"/>
-      <w:r>
-        <w:t>bạn</w:t>
-      </w:r>
-      <w:proofErr w:type="spellEnd"/>
-      <w:r>
-        <w:t>.</w:t>
+      <w:r>
+        <w:t>Đăng nhập Gmail của bạn.</w:t>
       </w:r>
     </w:p>
     <w:p/>
@@ -299,39 +202,21 @@
           <w:b/>
           <w:bCs/>
         </w:rPr>
-        <w:t xml:space="preserve"> BƯỚC 2: </w:t>
-      </w:r>
-      <w:proofErr w:type="spellStart"/>
-      <w:r>
-        <w:rPr>
-          <w:b/>
-          <w:bCs/>
-        </w:rPr>
-        <w:t>Tạo</w:t>
-      </w:r>
-      <w:proofErr w:type="spellEnd"/>
-      <w:r>
-        <w:rPr>
-          <w:b/>
-          <w:bCs/>
-        </w:rPr>
-        <w:t xml:space="preserve"> Project</w:t>
-      </w:r>
-    </w:p>
-    <w:p>
-      <w:proofErr w:type="spellStart"/>
-      <w:r>
-        <w:t>Góc</w:t>
-      </w:r>
-      <w:proofErr w:type="spellEnd"/>
-      <w:r>
-        <w:t xml:space="preserve"> </w:t>
-      </w:r>
-      <w:proofErr w:type="spellStart"/>
-      <w:r>
-        <w:t>trên</w:t>
-      </w:r>
-      <w:proofErr w:type="spellEnd"/>
+        <w:t xml:space="preserve"> BƯỚC 2: Tạo Project</w:t>
+      </w:r>
+    </w:p>
+    <w:p>
+      <w:r>
+        <w:lastRenderedPageBreak/>
+        <w:t xml:space="preserve">Góc trên → </w:t>
+      </w:r>
+      <w:r>
+        <w:rPr>
+          <w:b/>
+          <w:bCs/>
+        </w:rPr>
+        <w:t>Select a project</w:t>
+      </w:r>
       <w:r>
         <w:t xml:space="preserve"> → </w:t>
       </w:r>
@@ -340,74 +225,21 @@
           <w:b/>
           <w:bCs/>
         </w:rPr>
-        <w:t>Select a project</w:t>
-      </w:r>
-      <w:r>
-        <w:t xml:space="preserve"> → </w:t>
-      </w:r>
-      <w:r>
-        <w:rPr>
-          <w:b/>
-          <w:bCs/>
-        </w:rPr>
         <w:t>New Project</w:t>
       </w:r>
     </w:p>
     <w:p>
-      <w:proofErr w:type="spellStart"/>
-      <w:r>
-        <w:t>Ví</w:t>
-      </w:r>
-      <w:proofErr w:type="spellEnd"/>
-      <w:r>
-        <w:t xml:space="preserve"> </w:t>
-      </w:r>
-      <w:proofErr w:type="spellStart"/>
-      <w:r>
-        <w:t>dụ</w:t>
-      </w:r>
-      <w:proofErr w:type="spellEnd"/>
-      <w:r>
-        <w:t xml:space="preserve"> </w:t>
-      </w:r>
-      <w:proofErr w:type="spellStart"/>
-      <w:r>
-        <w:t>đặt</w:t>
-      </w:r>
-      <w:proofErr w:type="spellEnd"/>
-      <w:r>
-        <w:t xml:space="preserve"> </w:t>
-      </w:r>
-      <w:proofErr w:type="spellStart"/>
-      <w:r>
-        <w:t>tên</w:t>
-      </w:r>
-      <w:proofErr w:type="spellEnd"/>
-      <w:r>
-        <w:t>:</w:t>
-      </w:r>
-    </w:p>
-    <w:p>
-      <w:proofErr w:type="spellStart"/>
-      <w:r>
-        <w:t>vinh</w:t>
-      </w:r>
-      <w:proofErr w:type="spellEnd"/>
-      <w:r>
-        <w:t>-</w:t>
-      </w:r>
-      <w:proofErr w:type="spellStart"/>
-      <w:r>
-        <w:t>khanh</w:t>
-      </w:r>
-      <w:proofErr w:type="spellEnd"/>
-      <w:r>
-        <w:t>-tourism</w:t>
-      </w:r>
-    </w:p>
-    <w:p>
-      <w:r>
-        <w:lastRenderedPageBreak/>
+      <w:r>
+        <w:t>Ví dụ đặt tên:</w:t>
+      </w:r>
+    </w:p>
+    <w:p>
+      <w:r>
+        <w:t>vinh-khanh-tourism</w:t>
+      </w:r>
+    </w:p>
+    <w:p>
+      <w:r>
         <w:t>→ Create</w:t>
       </w:r>
     </w:p>
@@ -432,58 +264,12 @@
           <w:b/>
           <w:bCs/>
         </w:rPr>
-        <w:t xml:space="preserve"> BƯỚC 3: Enable </w:t>
-      </w:r>
-      <w:proofErr w:type="spellStart"/>
-      <w:r>
-        <w:rPr>
-          <w:b/>
-          <w:bCs/>
-        </w:rPr>
-        <w:t>các</w:t>
-      </w:r>
-      <w:proofErr w:type="spellEnd"/>
-      <w:r>
-        <w:rPr>
-          <w:b/>
-          <w:bCs/>
-        </w:rPr>
-        <w:t xml:space="preserve"> API </w:t>
-      </w:r>
-      <w:proofErr w:type="spellStart"/>
-      <w:r>
-        <w:rPr>
-          <w:b/>
-          <w:bCs/>
-        </w:rPr>
-        <w:t>cần</w:t>
-      </w:r>
-      <w:proofErr w:type="spellEnd"/>
-      <w:r>
-        <w:rPr>
-          <w:b/>
-          <w:bCs/>
-        </w:rPr>
-        <w:t xml:space="preserve"> </w:t>
-      </w:r>
-      <w:proofErr w:type="spellStart"/>
-      <w:r>
-        <w:rPr>
-          <w:b/>
-          <w:bCs/>
-        </w:rPr>
-        <w:t>thiết</w:t>
-      </w:r>
-      <w:proofErr w:type="spellEnd"/>
-    </w:p>
-    <w:p>
-      <w:proofErr w:type="spellStart"/>
-      <w:r>
-        <w:t>Vào</w:t>
-      </w:r>
-      <w:proofErr w:type="spellEnd"/>
-      <w:r>
-        <w:t>:</w:t>
+        <w:t xml:space="preserve"> BƯỚC 3: Enable các API cần thiết</w:t>
+      </w:r>
+    </w:p>
+    <w:p>
+      <w:r>
+        <w:t>Vào:</w:t>
       </w:r>
     </w:p>
     <w:p>
@@ -492,29 +278,8 @@
       </w:r>
     </w:p>
     <w:p>
-      <w:proofErr w:type="spellStart"/>
-      <w:r>
-        <w:t>Tìm</w:t>
-      </w:r>
-      <w:proofErr w:type="spellEnd"/>
-      <w:r>
-        <w:t xml:space="preserve"> </w:t>
-      </w:r>
-      <w:proofErr w:type="spellStart"/>
-      <w:r>
-        <w:t>và</w:t>
-      </w:r>
-      <w:proofErr w:type="spellEnd"/>
-      <w:r>
-        <w:t xml:space="preserve"> </w:t>
-      </w:r>
-      <w:proofErr w:type="spellStart"/>
-      <w:r>
-        <w:t>bật</w:t>
-      </w:r>
-      <w:proofErr w:type="spellEnd"/>
-      <w:r>
-        <w:t>:</w:t>
+      <w:r>
+        <w:t>Tìm và bật:</w:t>
       </w:r>
     </w:p>
     <w:p>
@@ -549,23 +314,7 @@
         <w:t>✔</w:t>
       </w:r>
       <w:r>
-        <w:t xml:space="preserve"> Places API (</w:t>
-      </w:r>
-      <w:proofErr w:type="spellStart"/>
-      <w:r>
-        <w:t>khuyến</w:t>
-      </w:r>
-      <w:proofErr w:type="spellEnd"/>
-      <w:r>
-        <w:t xml:space="preserve"> </w:t>
-      </w:r>
-      <w:proofErr w:type="spellStart"/>
-      <w:r>
-        <w:t>nghị</w:t>
-      </w:r>
-      <w:proofErr w:type="spellEnd"/>
-      <w:r>
-        <w:t>)</w:t>
+        <w:t xml:space="preserve"> Places API (khuyến nghị)</w:t>
       </w:r>
     </w:p>
     <w:p>
@@ -601,33 +350,12 @@
           <w:b/>
           <w:bCs/>
         </w:rPr>
-        <w:t xml:space="preserve"> BƯỚC 4: </w:t>
-      </w:r>
-      <w:proofErr w:type="spellStart"/>
-      <w:r>
-        <w:rPr>
-          <w:b/>
-          <w:bCs/>
-        </w:rPr>
-        <w:t>Tạo</w:t>
-      </w:r>
-      <w:proofErr w:type="spellEnd"/>
-      <w:r>
-        <w:rPr>
-          <w:b/>
-          <w:bCs/>
-        </w:rPr>
-        <w:t xml:space="preserve"> API Key</w:t>
-      </w:r>
-    </w:p>
-    <w:p>
-      <w:proofErr w:type="spellStart"/>
-      <w:r>
-        <w:t>Vào</w:t>
-      </w:r>
-      <w:proofErr w:type="spellEnd"/>
-      <w:r>
-        <w:t>:</w:t>
+        <w:t xml:space="preserve"> BƯỚC 4: Tạo API Key</w:t>
+      </w:r>
+    </w:p>
+    <w:p>
+      <w:r>
+        <w:t>Vào:</w:t>
       </w:r>
     </w:p>
     <w:p>
@@ -642,55 +370,13 @@
     </w:p>
     <w:p>
       <w:r>
-        <w:t xml:space="preserve">Google </w:t>
-      </w:r>
-      <w:proofErr w:type="spellStart"/>
-      <w:r>
-        <w:t>sẽ</w:t>
-      </w:r>
-      <w:proofErr w:type="spellEnd"/>
-      <w:r>
-        <w:t xml:space="preserve"> </w:t>
-      </w:r>
-      <w:proofErr w:type="spellStart"/>
-      <w:r>
-        <w:t>tạo</w:t>
-      </w:r>
-      <w:proofErr w:type="spellEnd"/>
-      <w:r>
-        <w:t xml:space="preserve"> </w:t>
-      </w:r>
-      <w:proofErr w:type="spellStart"/>
-      <w:r>
-        <w:t>cho</w:t>
-      </w:r>
-      <w:proofErr w:type="spellEnd"/>
-      <w:r>
-        <w:t xml:space="preserve"> </w:t>
-      </w:r>
-      <w:proofErr w:type="spellStart"/>
-      <w:r>
-        <w:t>bạn</w:t>
-      </w:r>
-      <w:proofErr w:type="spellEnd"/>
-      <w:r>
-        <w:t xml:space="preserve"> 1 key </w:t>
-      </w:r>
-      <w:proofErr w:type="spellStart"/>
-      <w:r>
-        <w:t>dạng</w:t>
-      </w:r>
-      <w:proofErr w:type="spellEnd"/>
-      <w:r>
-        <w:t>:</w:t>
-      </w:r>
-    </w:p>
-    <w:p>
-      <w:proofErr w:type="spellStart"/>
+        <w:t>Google sẽ tạo cho bạn 1 key dạng:</w:t>
+      </w:r>
+    </w:p>
+    <w:p>
       <w:r>
         <w:t>AIzaSyDxxxxxxxxxxxxxxxxxxxx</w:t>
       </w:r>
-      <w:proofErr w:type="spellEnd"/>
     </w:p>
     <w:p>
       <w:r>
@@ -700,13 +386,8 @@
         <w:t>👉</w:t>
       </w:r>
       <w:r>
-        <w:t xml:space="preserve"> Copy </w:t>
-      </w:r>
-      <w:proofErr w:type="spellStart"/>
-      <w:r>
-        <w:t>lại</w:t>
-      </w:r>
-      <w:proofErr w:type="spellEnd"/>
+        <w:t xml:space="preserve"> Copy lại</w:t>
+      </w:r>
     </w:p>
     <w:p/>
     <w:p>
@@ -729,100 +410,12 @@
           <w:b/>
           <w:bCs/>
         </w:rPr>
-        <w:t xml:space="preserve"> BƯỚC 5: (</w:t>
-      </w:r>
-      <w:proofErr w:type="spellStart"/>
-      <w:r>
-        <w:rPr>
-          <w:b/>
-          <w:bCs/>
-        </w:rPr>
-        <w:t>Khuyến</w:t>
-      </w:r>
-      <w:proofErr w:type="spellEnd"/>
-      <w:r>
-        <w:rPr>
-          <w:b/>
-          <w:bCs/>
-        </w:rPr>
-        <w:t xml:space="preserve"> </w:t>
-      </w:r>
-      <w:proofErr w:type="spellStart"/>
-      <w:r>
-        <w:rPr>
-          <w:b/>
-          <w:bCs/>
-        </w:rPr>
-        <w:t>nghị</w:t>
-      </w:r>
-      <w:proofErr w:type="spellEnd"/>
-      <w:r>
-        <w:rPr>
-          <w:b/>
-          <w:bCs/>
-        </w:rPr>
-        <w:t xml:space="preserve">) </w:t>
-      </w:r>
-      <w:proofErr w:type="spellStart"/>
-      <w:r>
-        <w:rPr>
-          <w:b/>
-          <w:bCs/>
-        </w:rPr>
-        <w:t>Giới</w:t>
-      </w:r>
-      <w:proofErr w:type="spellEnd"/>
-      <w:r>
-        <w:rPr>
-          <w:b/>
-          <w:bCs/>
-        </w:rPr>
-        <w:t xml:space="preserve"> </w:t>
-      </w:r>
-      <w:proofErr w:type="spellStart"/>
-      <w:r>
-        <w:rPr>
-          <w:b/>
-          <w:bCs/>
-        </w:rPr>
-        <w:t>hạn</w:t>
-      </w:r>
-      <w:proofErr w:type="spellEnd"/>
-      <w:r>
-        <w:rPr>
-          <w:b/>
-          <w:bCs/>
-        </w:rPr>
-        <w:t xml:space="preserve"> API Key</w:t>
-      </w:r>
-    </w:p>
-    <w:p>
-      <w:r>
-        <w:t xml:space="preserve">Bấm </w:t>
-      </w:r>
-      <w:proofErr w:type="spellStart"/>
-      <w:r>
-        <w:t>vào</w:t>
-      </w:r>
-      <w:proofErr w:type="spellEnd"/>
-      <w:r>
-        <w:t xml:space="preserve"> API key </w:t>
-      </w:r>
-      <w:proofErr w:type="spellStart"/>
-      <w:r>
-        <w:t>vừa</w:t>
-      </w:r>
-      <w:proofErr w:type="spellEnd"/>
-      <w:r>
-        <w:t xml:space="preserve"> </w:t>
-      </w:r>
-      <w:proofErr w:type="spellStart"/>
-      <w:r>
-        <w:t>tạo</w:t>
-      </w:r>
-      <w:proofErr w:type="spellEnd"/>
-      <w:r>
-        <w:t xml:space="preserve"> → Edit</w:t>
+        <w:t xml:space="preserve"> BƯỚC 5: (Khuyến nghị) Giới hạn API Key</w:t>
+      </w:r>
+    </w:p>
+    <w:p>
+      <w:r>
+        <w:t>Bấm vào API key vừa tạo → Edit</w:t>
       </w:r>
     </w:p>
     <w:p>
@@ -841,13 +434,8 @@
       </w:r>
     </w:p>
     <w:p>
-      <w:proofErr w:type="spellStart"/>
-      <w:r>
-        <w:t>Chọn</w:t>
-      </w:r>
-      <w:proofErr w:type="spellEnd"/>
-      <w:r>
-        <w:t>:</w:t>
+      <w:r>
+        <w:t>Chọn:</w:t>
       </w:r>
     </w:p>
     <w:p>
@@ -858,15 +446,8 @@
         </w:numPr>
       </w:pPr>
       <w:r>
-        <w:t xml:space="preserve">Android apps → </w:t>
-      </w:r>
-      <w:proofErr w:type="spellStart"/>
-      <w:r>
-        <w:t>thêm</w:t>
-      </w:r>
-      <w:proofErr w:type="spellEnd"/>
-      <w:r>
-        <w:t xml:space="preserve"> package name</w:t>
+        <w:lastRenderedPageBreak/>
+        <w:t>Android apps → thêm package name</w:t>
       </w:r>
     </w:p>
     <w:p>
@@ -877,15 +458,7 @@
         </w:numPr>
       </w:pPr>
       <w:r>
-        <w:t xml:space="preserve">iOS apps → </w:t>
-      </w:r>
-      <w:proofErr w:type="spellStart"/>
-      <w:r>
-        <w:t>thêm</w:t>
-      </w:r>
-      <w:proofErr w:type="spellEnd"/>
-      <w:r>
-        <w:t xml:space="preserve"> bundle id</w:t>
+        <w:t>iOS apps → thêm bundle id</w:t>
       </w:r>
     </w:p>
     <w:p>
@@ -904,14 +477,8 @@
       </w:r>
     </w:p>
     <w:p>
-      <w:proofErr w:type="spellStart"/>
-      <w:r>
-        <w:lastRenderedPageBreak/>
-        <w:t>Chọn</w:t>
-      </w:r>
-      <w:proofErr w:type="spellEnd"/>
-      <w:r>
-        <w:t>:</w:t>
+      <w:r>
+        <w:t>Chọn:</w:t>
       </w:r>
     </w:p>
     <w:p>
@@ -982,55 +549,7 @@
         <w:t>➡️</w:t>
       </w:r>
       <w:r>
-        <w:t xml:space="preserve"> </w:t>
-      </w:r>
-      <w:proofErr w:type="spellStart"/>
-      <w:r>
-        <w:t>Tránh</w:t>
-      </w:r>
-      <w:proofErr w:type="spellEnd"/>
-      <w:r>
-        <w:t xml:space="preserve"> </w:t>
-      </w:r>
-      <w:proofErr w:type="spellStart"/>
-      <w:r>
-        <w:t>bị</w:t>
-      </w:r>
-      <w:proofErr w:type="spellEnd"/>
-      <w:r>
-        <w:t xml:space="preserve"> </w:t>
-      </w:r>
-      <w:proofErr w:type="spellStart"/>
-      <w:r>
-        <w:t>người</w:t>
-      </w:r>
-      <w:proofErr w:type="spellEnd"/>
-      <w:r>
-        <w:t xml:space="preserve"> </w:t>
-      </w:r>
-      <w:proofErr w:type="spellStart"/>
-      <w:r>
-        <w:t>khác</w:t>
-      </w:r>
-      <w:proofErr w:type="spellEnd"/>
-      <w:r>
-        <w:t xml:space="preserve"> </w:t>
-      </w:r>
-      <w:proofErr w:type="spellStart"/>
-      <w:r>
-        <w:t>dùng</w:t>
-      </w:r>
-      <w:proofErr w:type="spellEnd"/>
-      <w:r>
-        <w:t xml:space="preserve"> </w:t>
-      </w:r>
-      <w:proofErr w:type="spellStart"/>
-      <w:r>
-        <w:t>trộm</w:t>
-      </w:r>
-      <w:proofErr w:type="spellEnd"/>
-      <w:r>
-        <w:t>.</w:t>
+        <w:t xml:space="preserve"> Tránh bị người khác dùng trộm.</w:t>
       </w:r>
     </w:p>
     <w:p/>
@@ -1054,39 +573,7 @@
           <w:b/>
           <w:bCs/>
         </w:rPr>
-        <w:t xml:space="preserve"> BƯỚC 6: </w:t>
-      </w:r>
-      <w:proofErr w:type="spellStart"/>
-      <w:r>
-        <w:rPr>
-          <w:b/>
-          <w:bCs/>
-        </w:rPr>
-        <w:t>Gắn</w:t>
-      </w:r>
-      <w:proofErr w:type="spellEnd"/>
-      <w:r>
-        <w:rPr>
-          <w:b/>
-          <w:bCs/>
-        </w:rPr>
-        <w:t xml:space="preserve"> key </w:t>
-      </w:r>
-      <w:proofErr w:type="spellStart"/>
-      <w:r>
-        <w:rPr>
-          <w:b/>
-          <w:bCs/>
-        </w:rPr>
-        <w:t>vào</w:t>
-      </w:r>
-      <w:proofErr w:type="spellEnd"/>
-      <w:r>
-        <w:rPr>
-          <w:b/>
-          <w:bCs/>
-        </w:rPr>
-        <w:t xml:space="preserve"> Flutter</w:t>
+        <w:t xml:space="preserve"> BƯỚC 6: Gắn key vào Flutter</w:t>
       </w:r>
     </w:p>
     <w:p/>
@@ -1114,77 +601,33 @@
       </w:r>
     </w:p>
     <w:p>
-      <w:proofErr w:type="spellStart"/>
-      <w:r>
-        <w:t>Mở</w:t>
-      </w:r>
-      <w:proofErr w:type="spellEnd"/>
-      <w:r>
-        <w:t>:</w:t>
-      </w:r>
-    </w:p>
-    <w:p>
-      <w:r>
-        <w:t>android/app/</w:t>
-      </w:r>
-      <w:proofErr w:type="spellStart"/>
-      <w:r>
-        <w:t>src</w:t>
-      </w:r>
-      <w:proofErr w:type="spellEnd"/>
-      <w:r>
-        <w:t>/main/AndroidManifest.xml</w:t>
-      </w:r>
-    </w:p>
-    <w:p>
-      <w:proofErr w:type="spellStart"/>
-      <w:r>
-        <w:t>Tìm</w:t>
-      </w:r>
-      <w:proofErr w:type="spellEnd"/>
-      <w:r>
-        <w:t>:</w:t>
-      </w:r>
-    </w:p>
-    <w:p>
-      <w:proofErr w:type="spellStart"/>
-      <w:r>
-        <w:t>android:value</w:t>
-      </w:r>
-      <w:proofErr w:type="spellEnd"/>
-      <w:r>
-        <w:t>="YOUR_GOOGLE_MAPS_API_KEY"</w:t>
-      </w:r>
-    </w:p>
-    <w:p>
-      <w:r>
-        <w:t xml:space="preserve">Thay </w:t>
-      </w:r>
-      <w:proofErr w:type="spellStart"/>
-      <w:r>
-        <w:t>thành</w:t>
-      </w:r>
-      <w:proofErr w:type="spellEnd"/>
-      <w:r>
-        <w:t>:</w:t>
-      </w:r>
-    </w:p>
-    <w:p>
-      <w:proofErr w:type="spellStart"/>
-      <w:r>
-        <w:t>android:value</w:t>
-      </w:r>
-      <w:proofErr w:type="spellEnd"/>
-      <w:r>
-        <w:t>="</w:t>
-      </w:r>
-      <w:proofErr w:type="spellStart"/>
-      <w:r>
-        <w:t>AIzaSyDxxxxxxxxxxxx</w:t>
-      </w:r>
-      <w:proofErr w:type="spellEnd"/>
-      <w:r>
-        <w:t>"</w:t>
+      <w:r>
+        <w:t>Mở:</w:t>
+      </w:r>
+    </w:p>
+    <w:p>
+      <w:r>
+        <w:t>android/app/src/main/AndroidManifest.xml</w:t>
+      </w:r>
+    </w:p>
+    <w:p>
+      <w:r>
+        <w:t>Tìm:</w:t>
+      </w:r>
+    </w:p>
+    <w:p>
+      <w:r>
+        <w:t>android:value="YOUR_GOOGLE_MAPS_API_KEY"</w:t>
+      </w:r>
+    </w:p>
+    <w:p>
+      <w:r>
+        <w:t>Thay thành:</w:t>
+      </w:r>
+    </w:p>
+    <w:p>
+      <w:r>
+        <w:t>android:value="AIzaSyDxxxxxxxxxxxx"</w:t>
       </w:r>
     </w:p>
     <w:p/>
@@ -1212,48 +655,24 @@
       </w:r>
     </w:p>
     <w:p>
-      <w:proofErr w:type="spellStart"/>
-      <w:r>
-        <w:t>Mở</w:t>
-      </w:r>
-      <w:proofErr w:type="spellEnd"/>
-      <w:r>
-        <w:t>:</w:t>
-      </w:r>
-    </w:p>
-    <w:p>
-      <w:proofErr w:type="spellStart"/>
-      <w:r>
-        <w:t>ios</w:t>
-      </w:r>
-      <w:proofErr w:type="spellEnd"/>
-      <w:r>
-        <w:t>/Runner/</w:t>
-      </w:r>
-      <w:proofErr w:type="spellStart"/>
-      <w:r>
-        <w:t>AppDelegate.swift</w:t>
-      </w:r>
-      <w:proofErr w:type="spellEnd"/>
-    </w:p>
-    <w:p>
-      <w:proofErr w:type="spellStart"/>
-      <w:r>
-        <w:t>Tìm</w:t>
-      </w:r>
-      <w:proofErr w:type="spellEnd"/>
-      <w:r>
-        <w:t>:</w:t>
-      </w:r>
-    </w:p>
-    <w:p>
-      <w:proofErr w:type="spellStart"/>
-      <w:r>
-        <w:t>GMSServices.provideAPIKey</w:t>
-      </w:r>
-      <w:proofErr w:type="spellEnd"/>
-      <w:r>
-        <w:t>("YOUR_GOOGLE_MAPS_API_KEY")</w:t>
+      <w:r>
+        <w:t>Mở:</w:t>
+      </w:r>
+    </w:p>
+    <w:p>
+      <w:r>
+        <w:t>ios/Runner/AppDelegate.swift</w:t>
+      </w:r>
+    </w:p>
+    <w:p>
+      <w:r>
+        <w:t>Tìm:</w:t>
+      </w:r>
+    </w:p>
+    <w:p>
+      <w:r>
+        <w:lastRenderedPageBreak/>
+        <w:t>GMSServices.provideAPIKey("YOUR_GOOGLE_MAPS_API_KEY")</w:t>
       </w:r>
     </w:p>
     <w:p>
@@ -1262,21 +681,8 @@
       </w:r>
     </w:p>
     <w:p>
-      <w:proofErr w:type="spellStart"/>
-      <w:r>
-        <w:t>GMSServices.provideAPIKey</w:t>
-      </w:r>
-      <w:proofErr w:type="spellEnd"/>
-      <w:r>
-        <w:t>("</w:t>
-      </w:r>
-      <w:proofErr w:type="spellStart"/>
-      <w:r>
-        <w:t>AIzaSyDxxxxxxxxxx</w:t>
-      </w:r>
-      <w:proofErr w:type="spellEnd"/>
-      <w:r>
-        <w:t>")</w:t>
+      <w:r>
+        <w:t>GMSServices.provideAPIKey("AIzaSyDxxxxxxxxxx")</w:t>
       </w:r>
     </w:p>
     <w:p>
@@ -1292,7 +698,6 @@
           <w:b/>
           <w:bCs/>
         </w:rPr>
-        <w:lastRenderedPageBreak/>
         <w:t>✅</w:t>
       </w:r>
       <w:r>
@@ -1300,39 +705,7 @@
           <w:b/>
           <w:bCs/>
         </w:rPr>
-        <w:t xml:space="preserve"> BƯỚC 7: </w:t>
-      </w:r>
-      <w:proofErr w:type="spellStart"/>
-      <w:r>
-        <w:rPr>
-          <w:b/>
-          <w:bCs/>
-        </w:rPr>
-        <w:t>Chạy</w:t>
-      </w:r>
-      <w:proofErr w:type="spellEnd"/>
-      <w:r>
-        <w:rPr>
-          <w:b/>
-          <w:bCs/>
-        </w:rPr>
-        <w:t xml:space="preserve"> </w:t>
-      </w:r>
-      <w:proofErr w:type="spellStart"/>
-      <w:r>
-        <w:rPr>
-          <w:b/>
-          <w:bCs/>
-        </w:rPr>
-        <w:t>lại</w:t>
-      </w:r>
-      <w:proofErr w:type="spellEnd"/>
-      <w:r>
-        <w:rPr>
-          <w:b/>
-          <w:bCs/>
-        </w:rPr>
-        <w:t xml:space="preserve"> app</w:t>
+        <w:t xml:space="preserve"> BƯỚC 7: Chạy lại app</w:t>
       </w:r>
     </w:p>
     <w:p>
@@ -1351,45 +724,8 @@
       </w:r>
     </w:p>
     <w:p>
-      <w:proofErr w:type="spellStart"/>
-      <w:r>
-        <w:t>Nếu</w:t>
-      </w:r>
-      <w:proofErr w:type="spellEnd"/>
-      <w:r>
-        <w:t xml:space="preserve"> </w:t>
-      </w:r>
-      <w:proofErr w:type="spellStart"/>
-      <w:r>
-        <w:t>bản</w:t>
-      </w:r>
-      <w:proofErr w:type="spellEnd"/>
-      <w:r>
-        <w:t xml:space="preserve"> </w:t>
-      </w:r>
-      <w:proofErr w:type="spellStart"/>
-      <w:r>
-        <w:t>đồ</w:t>
-      </w:r>
-      <w:proofErr w:type="spellEnd"/>
-      <w:r>
-        <w:t xml:space="preserve"> </w:t>
-      </w:r>
-      <w:proofErr w:type="spellStart"/>
-      <w:r>
-        <w:t>hiện</w:t>
-      </w:r>
-      <w:proofErr w:type="spellEnd"/>
-      <w:r>
-        <w:t xml:space="preserve"> → Thành </w:t>
-      </w:r>
-      <w:proofErr w:type="spellStart"/>
-      <w:r>
-        <w:t>công</w:t>
-      </w:r>
-      <w:proofErr w:type="spellEnd"/>
-      <w:r>
-        <w:t xml:space="preserve"> </w:t>
+      <w:r>
+        <w:t xml:space="preserve">Nếu bản đồ hiện → Thành công </w:t>
       </w:r>
       <w:r>
         <w:rPr>
@@ -2321,6 +1657,7 @@
   <w:style w:type="character" w:default="1" w:styleId="DefaultParagraphFont">
     <w:name w:val="Default Paragraph Font"/>
     <w:uiPriority w:val="1"/>
+    <w:semiHidden/>
     <w:unhideWhenUsed/>
   </w:style>
   <w:style w:type="table" w:default="1" w:styleId="TableNormal">
@@ -2655,6 +1992,17 @@
     <w:rPr>
       <w:color w:val="605E5C"/>
       <w:shd w:val="clear" w:color="auto" w:fill="E1DFDD"/>
+    </w:rPr>
+  </w:style>
+  <w:style w:type="paragraph" w:styleId="NormalWeb">
+    <w:name w:val="Normal (Web)"/>
+    <w:basedOn w:val="Normal"/>
+    <w:uiPriority w:val="99"/>
+    <w:semiHidden/>
+    <w:unhideWhenUsed/>
+    <w:rsid w:val="0055303A"/>
+    <w:rPr>
+      <w:rFonts w:ascii="Times New Roman" w:hAnsi="Times New Roman" w:cs="Times New Roman"/>
     </w:rPr>
   </w:style>
 </w:styles>

--- a/Nessary.docx
+++ b/Nessary.docx
@@ -3,98 +3,165 @@
 <w:document xmlns:wpc="http://schemas.microsoft.com/office/word/2010/wordprocessingCanvas" xmlns:cx="http://schemas.microsoft.com/office/drawing/2014/chartex" xmlns:cx1="http://schemas.microsoft.com/office/drawing/2015/9/8/chartex" xmlns:cx2="http://schemas.microsoft.com/office/drawing/2015/10/21/chartex" xmlns:cx3="http://schemas.microsoft.com/office/drawing/2016/5/9/chartex" xmlns:cx4="http://schemas.microsoft.com/office/drawing/2016/5/10/chartex" xmlns:cx5="http://schemas.microsoft.com/office/drawing/2016/5/11/chartex" xmlns:cx6="http://schemas.microsoft.com/office/drawing/2016/5/12/chartex" xmlns:cx7="http://schemas.microsoft.com/office/drawing/2016/5/13/chartex" xmlns:cx8="http://schemas.microsoft.com/office/drawing/2016/5/14/chartex" xmlns:mc="http://schemas.openxmlformats.org/markup-compatibility/2006" xmlns:aink="http://schemas.microsoft.com/office/drawing/2016/ink" xmlns:am3d="http://schemas.microsoft.com/office/drawing/2017/model3d" xmlns:o="urn:schemas-microsoft-com:office:office" xmlns:oel="http://schemas.microsoft.com/office/2019/extlst" xmlns:r="http://schemas.openxmlformats.org/officeDocument/2006/relationships" xmlns:m="http://schemas.openxmlformats.org/officeDocument/2006/math" xmlns:v="urn:schemas-microsoft-com:vml" xmlns:wp14="http://schemas.microsoft.com/office/word/2010/wordprocessingDrawing" xmlns:wp="http://schemas.openxmlformats.org/drawingml/2006/wordprocessingDrawing" xmlns:w10="urn:schemas-microsoft-com:office:word" xmlns:w="http://schemas.openxmlformats.org/wordprocessingml/2006/main" xmlns:w14="http://schemas.microsoft.com/office/word/2010/wordml" xmlns:w15="http://schemas.microsoft.com/office/word/2012/wordml" xmlns:w16cex="http://schemas.microsoft.com/office/word/2018/wordml/cex" xmlns:w16cid="http://schemas.microsoft.com/office/word/2016/wordml/cid" xmlns:w16="http://schemas.microsoft.com/office/word/2018/wordml" xmlns:w16du="http://schemas.microsoft.com/office/word/2023/wordml/word16du" xmlns:w16sdtdh="http://schemas.microsoft.com/office/word/2020/wordml/sdtdatahash" xmlns:w16sdtfl="http://schemas.microsoft.com/office/word/2024/wordml/sdtformatlock" xmlns:w16se="http://schemas.microsoft.com/office/word/2015/wordml/symex" xmlns:wpg="http://schemas.microsoft.com/office/word/2010/wordprocessingGroup" xmlns:wpi="http://schemas.microsoft.com/office/word/2010/wordprocessingInk" xmlns:wne="http://schemas.microsoft.com/office/word/2006/wordml" xmlns:wps="http://schemas.microsoft.com/office/word/2010/wordprocessingShape" mc:Ignorable="w14 w15 w16se w16cid w16 w16cex w16sdtdh w16sdtfl w16du wp14">
   <w:body>
     <w:p>
-      <w:r>
-        <w:t xml:space="preserve">Nessary: </w:t>
-      </w:r>
-      <w:r>
-        <w:t>Install-Package Microsoft.EntityFrameworkCore.Tools</w:t>
-      </w:r>
-    </w:p>
-    <w:p>
-      <w:r>
-        <w:tab/>
-      </w:r>
-      <w:r>
-        <w:t>Plugin.Maui.Audio</w:t>
-      </w:r>
-    </w:p>
-    <w:p>
-      <w:r>
-        <w:tab/>
-      </w:r>
-      <w:r>
-        <w:t>dotnet add package CloudinaryDotNet</w:t>
-      </w:r>
-    </w:p>
-    <w:p>
-      <w:r>
-        <w:tab/>
-      </w:r>
-      <w:r>
-        <w:t>Install-Package Microsoft.EntityFrameworkCore.SqlServer</w:t>
-      </w:r>
-    </w:p>
-    <w:p>
-      <w:pPr>
-        <w:ind w:firstLine="720"/>
-      </w:pPr>
-      <w:r>
-        <w:t>Install-Package Swashbuckle.AspNetCore</w:t>
-      </w:r>
-    </w:p>
-    <w:p>
-      <w:pPr>
-        <w:ind w:firstLine="720"/>
-      </w:pPr>
-      <w:r>
-        <w:t>Install-Package Microsoft.CognitiveServices.Speech</w:t>
-      </w:r>
-    </w:p>
-    <w:p>
-      <w:pPr>
-        <w:ind w:firstLine="720"/>
-      </w:pPr>
-      <w:r>
-        <w:t>Install-Package Google.Cloud.TextToSpeech.V1</w:t>
-      </w:r>
-    </w:p>
-    <w:p>
-      <w:pPr>
-        <w:ind w:firstLine="720"/>
-      </w:pPr>
-      <w:r>
-        <w:t>dotnet add package BCrypt.Net-Next</w:t>
-      </w:r>
-    </w:p>
-    <w:p>
-      <w:pPr>
-        <w:ind w:firstLine="720"/>
-      </w:pPr>
-      <w:r>
-        <w:t>dotnet add package Microsoft.AspNetCore.Authentication.JwtBearer</w:t>
-      </w:r>
-    </w:p>
-    <w:p>
-      <w:pPr>
-        <w:ind w:firstLine="720"/>
-      </w:pPr>
-      <w:r>
-        <w:t>CommunityToolkit.Mvvm (Thay thế cho Provider/ChangeNotifier)</w:t>
-      </w:r>
-    </w:p>
-    <w:p>
-      <w:r>
-        <w:tab/>
-      </w:r>
-      <w:r>
-        <w:t xml:space="preserve"> CommunityToolkit.Maui (Hỗ trợ UI)</w:t>
+      <w:proofErr w:type="spellStart"/>
+      <w:r>
+        <w:t>Nessary</w:t>
+      </w:r>
+      <w:proofErr w:type="spellEnd"/>
+      <w:r>
+        <w:t xml:space="preserve">: </w:t>
+      </w:r>
+      <w:r>
+        <w:t>Sever</w:t>
+      </w:r>
+      <w:r>
+        <w:t>:</w:t>
+      </w:r>
+      <w:r>
+        <w:drawing>
+          <wp:inline distT="0" distB="0" distL="0" distR="0" wp14:anchorId="641AF3E0" wp14:editId="556E855B">
+            <wp:extent cx="5943600" cy="3066415"/>
+            <wp:effectExtent l="0" t="0" r="0" b="635"/>
+            <wp:docPr id="551212413" name="Picture 1"/>
+            <wp:cNvGraphicFramePr>
+              <a:graphicFrameLocks xmlns:a="http://schemas.openxmlformats.org/drawingml/2006/main" noChangeAspect="1"/>
+            </wp:cNvGraphicFramePr>
+            <a:graphic xmlns:a="http://schemas.openxmlformats.org/drawingml/2006/main">
+              <a:graphicData uri="http://schemas.openxmlformats.org/drawingml/2006/picture">
+                <pic:pic xmlns:pic="http://schemas.openxmlformats.org/drawingml/2006/picture">
+                  <pic:nvPicPr>
+                    <pic:cNvPr id="551212413" name=""/>
+                    <pic:cNvPicPr/>
+                  </pic:nvPicPr>
+                  <pic:blipFill>
+                    <a:blip r:embed="rId5"/>
+                    <a:stretch>
+                      <a:fillRect/>
+                    </a:stretch>
+                  </pic:blipFill>
+                  <pic:spPr>
+                    <a:xfrm>
+                      <a:off x="0" y="0"/>
+                      <a:ext cx="5943600" cy="3066415"/>
+                    </a:xfrm>
+                    <a:prstGeom prst="rect">
+                      <a:avLst/>
+                    </a:prstGeom>
+                  </pic:spPr>
+                </pic:pic>
+              </a:graphicData>
+            </a:graphic>
+          </wp:inline>
+        </w:drawing>
+      </w:r>
+    </w:p>
+    <w:p>
+      <w:r>
+        <w:drawing>
+          <wp:inline distT="0" distB="0" distL="0" distR="0" wp14:anchorId="17863A3F" wp14:editId="770D3587">
+            <wp:extent cx="5943600" cy="1733550"/>
+            <wp:effectExtent l="0" t="0" r="0" b="0"/>
+            <wp:docPr id="1334393183" name="Picture 1"/>
+            <wp:cNvGraphicFramePr>
+              <a:graphicFrameLocks xmlns:a="http://schemas.openxmlformats.org/drawingml/2006/main" noChangeAspect="1"/>
+            </wp:cNvGraphicFramePr>
+            <a:graphic xmlns:a="http://schemas.openxmlformats.org/drawingml/2006/main">
+              <a:graphicData uri="http://schemas.openxmlformats.org/drawingml/2006/picture">
+                <pic:pic xmlns:pic="http://schemas.openxmlformats.org/drawingml/2006/picture">
+                  <pic:nvPicPr>
+                    <pic:cNvPr id="1334393183" name=""/>
+                    <pic:cNvPicPr/>
+                  </pic:nvPicPr>
+                  <pic:blipFill>
+                    <a:blip r:embed="rId6"/>
+                    <a:stretch>
+                      <a:fillRect/>
+                    </a:stretch>
+                  </pic:blipFill>
+                  <pic:spPr>
+                    <a:xfrm>
+                      <a:off x="0" y="0"/>
+                      <a:ext cx="5943600" cy="1733550"/>
+                    </a:xfrm>
+                    <a:prstGeom prst="rect">
+                      <a:avLst/>
+                    </a:prstGeom>
+                  </pic:spPr>
+                </pic:pic>
+              </a:graphicData>
+            </a:graphic>
+          </wp:inline>
+        </w:drawing>
+      </w:r>
+    </w:p>
+    <w:p>
+      <w:proofErr w:type="spellStart"/>
+      <w:r>
+        <w:t>Frontfix</w:t>
+      </w:r>
+      <w:proofErr w:type="spellEnd"/>
+      <w:r>
+        <w:t>:</w:t>
+      </w:r>
+      <w:r>
+        <w:t xml:space="preserve"> </w:t>
+      </w:r>
+      <w:r>
+        <w:drawing>
+          <wp:inline distT="0" distB="0" distL="0" distR="0" wp14:anchorId="331EB37E" wp14:editId="1A7D9277">
+            <wp:extent cx="5943600" cy="2722245"/>
+            <wp:effectExtent l="0" t="0" r="0" b="1905"/>
+            <wp:docPr id="1577429911" name="Picture 1"/>
+            <wp:cNvGraphicFramePr>
+              <a:graphicFrameLocks xmlns:a="http://schemas.openxmlformats.org/drawingml/2006/main" noChangeAspect="1"/>
+            </wp:cNvGraphicFramePr>
+            <a:graphic xmlns:a="http://schemas.openxmlformats.org/drawingml/2006/main">
+              <a:graphicData uri="http://schemas.openxmlformats.org/drawingml/2006/picture">
+                <pic:pic xmlns:pic="http://schemas.openxmlformats.org/drawingml/2006/picture">
+                  <pic:nvPicPr>
+                    <pic:cNvPr id="1577429911" name=""/>
+                    <pic:cNvPicPr/>
+                  </pic:nvPicPr>
+                  <pic:blipFill>
+                    <a:blip r:embed="rId7"/>
+                    <a:stretch>
+                      <a:fillRect/>
+                    </a:stretch>
+                  </pic:blipFill>
+                  <pic:spPr>
+                    <a:xfrm>
+                      <a:off x="0" y="0"/>
+                      <a:ext cx="5943600" cy="2722245"/>
+                    </a:xfrm>
+                    <a:prstGeom prst="rect">
+                      <a:avLst/>
+                    </a:prstGeom>
+                  </pic:spPr>
+                </pic:pic>
+              </a:graphicData>
+            </a:graphic>
+          </wp:inline>
+        </w:drawing>
       </w:r>
     </w:p>
     <w:p/>
     <w:p/>
     <w:p>
-      <w:r>
-        <w:t xml:space="preserve">Thứ tự: </w:t>
+      <w:proofErr w:type="spellStart"/>
+      <w:r>
+        <w:t>Thứ</w:t>
+      </w:r>
+      <w:proofErr w:type="spellEnd"/>
+      <w:r>
+        <w:t xml:space="preserve"> </w:t>
+      </w:r>
+      <w:proofErr w:type="spellStart"/>
+      <w:r>
+        <w:t>tự</w:t>
+      </w:r>
+      <w:proofErr w:type="spellEnd"/>
+      <w:r>
+        <w:t xml:space="preserve">: </w:t>
       </w:r>
     </w:p>
     <w:p>
@@ -125,21 +192,42 @@
     <w:p/>
     <w:p>
       <w:r>
-        <w:t>AWS + Orchestrator?</w:t>
+        <w:t>AWS + Orchestrator</w:t>
+      </w:r>
+      <w:proofErr w:type="gramStart"/>
+      <w:r>
+        <w:t>?</w:t>
       </w:r>
       <w:r>
         <w:t xml:space="preserve"> ?????</w:t>
       </w:r>
-    </w:p>
-    <w:p>
-      <w:pPr>
-        <w:rPr>
-          <w:b/>
-          <w:bCs/>
-        </w:rPr>
-      </w:pPr>
-      <w:r>
-        <w:t xml:space="preserve">Cách lấy api </w:t>
+      <w:proofErr w:type="gramEnd"/>
+    </w:p>
+    <w:p>
+      <w:pPr>
+        <w:rPr>
+          <w:b/>
+          <w:bCs/>
+        </w:rPr>
+      </w:pPr>
+      <w:r>
+        <w:t xml:space="preserve">Cách </w:t>
+      </w:r>
+      <w:proofErr w:type="spellStart"/>
+      <w:r>
+        <w:t>lấy</w:t>
+      </w:r>
+      <w:proofErr w:type="spellEnd"/>
+      <w:r>
+        <w:t xml:space="preserve"> </w:t>
+      </w:r>
+      <w:proofErr w:type="spellStart"/>
+      <w:r>
+        <w:t>api</w:t>
+      </w:r>
+      <w:proofErr w:type="spellEnd"/>
+      <w:r>
+        <w:t xml:space="preserve"> </w:t>
       </w:r>
       <w:r>
         <w:rPr>
@@ -154,7 +242,23 @@
           <w:b/>
           <w:bCs/>
         </w:rPr>
-        <w:t xml:space="preserve"> BƯỚC 1: Vào Google Cloud Console</w:t>
+        <w:t xml:space="preserve"> BƯỚC 1: </w:t>
+      </w:r>
+      <w:proofErr w:type="spellStart"/>
+      <w:r>
+        <w:rPr>
+          <w:b/>
+          <w:bCs/>
+        </w:rPr>
+        <w:t>Vào</w:t>
+      </w:r>
+      <w:proofErr w:type="spellEnd"/>
+      <w:r>
+        <w:rPr>
+          <w:b/>
+          <w:bCs/>
+        </w:rPr>
+        <w:t xml:space="preserve"> Google Cloud Console</w:t>
       </w:r>
     </w:p>
     <w:p>
@@ -167,7 +271,7 @@
       <w:r>
         <w:t xml:space="preserve"> </w:t>
       </w:r>
-      <w:hyperlink r:id="rId5" w:tgtFrame="_new" w:history="1">
+      <w:hyperlink r:id="rId8" w:tgtFrame="_new" w:history="1">
         <w:r>
           <w:rPr>
             <w:rStyle w:val="Hyperlink"/>
@@ -177,8 +281,37 @@
       </w:hyperlink>
     </w:p>
     <w:p>
-      <w:r>
-        <w:t>Đăng nhập Gmail của bạn.</w:t>
+      <w:proofErr w:type="spellStart"/>
+      <w:r>
+        <w:t>Đăng</w:t>
+      </w:r>
+      <w:proofErr w:type="spellEnd"/>
+      <w:r>
+        <w:t xml:space="preserve"> </w:t>
+      </w:r>
+      <w:proofErr w:type="spellStart"/>
+      <w:r>
+        <w:t>nhập</w:t>
+      </w:r>
+      <w:proofErr w:type="spellEnd"/>
+      <w:r>
+        <w:t xml:space="preserve"> Gmail </w:t>
+      </w:r>
+      <w:proofErr w:type="spellStart"/>
+      <w:r>
+        <w:t>của</w:t>
+      </w:r>
+      <w:proofErr w:type="spellEnd"/>
+      <w:r>
+        <w:t xml:space="preserve"> </w:t>
+      </w:r>
+      <w:proofErr w:type="spellStart"/>
+      <w:r>
+        <w:t>bạn</w:t>
+      </w:r>
+      <w:proofErr w:type="spellEnd"/>
+      <w:r>
+        <w:t>.</w:t>
       </w:r>
     </w:p>
     <w:p/>
@@ -202,45 +335,290 @@
           <w:b/>
           <w:bCs/>
         </w:rPr>
-        <w:t xml:space="preserve"> BƯỚC 2: Tạo Project</w:t>
-      </w:r>
-    </w:p>
-    <w:p>
-      <w:r>
+        <w:t xml:space="preserve"> BƯỚC 2: </w:t>
+      </w:r>
+      <w:proofErr w:type="spellStart"/>
+      <w:r>
+        <w:rPr>
+          <w:b/>
+          <w:bCs/>
+        </w:rPr>
+        <w:t>Tạo</w:t>
+      </w:r>
+      <w:proofErr w:type="spellEnd"/>
+      <w:r>
+        <w:rPr>
+          <w:b/>
+          <w:bCs/>
+        </w:rPr>
+        <w:t xml:space="preserve"> Project</w:t>
+      </w:r>
+    </w:p>
+    <w:p>
+      <w:proofErr w:type="spellStart"/>
+      <w:r>
+        <w:t>Góc</w:t>
+      </w:r>
+      <w:proofErr w:type="spellEnd"/>
+      <w:r>
+        <w:t xml:space="preserve"> </w:t>
+      </w:r>
+      <w:proofErr w:type="spellStart"/>
+      <w:r>
+        <w:t>trên</w:t>
+      </w:r>
+      <w:proofErr w:type="spellEnd"/>
+      <w:r>
+        <w:t xml:space="preserve"> → </w:t>
+      </w:r>
+      <w:r>
+        <w:rPr>
+          <w:b/>
+          <w:bCs/>
+        </w:rPr>
+        <w:t>Select a project</w:t>
+      </w:r>
+      <w:r>
+        <w:t xml:space="preserve"> → </w:t>
+      </w:r>
+      <w:r>
+        <w:rPr>
+          <w:b/>
+          <w:bCs/>
+        </w:rPr>
+        <w:t>New Project</w:t>
+      </w:r>
+    </w:p>
+    <w:p>
+      <w:proofErr w:type="spellStart"/>
+      <w:r>
+        <w:t>Ví</w:t>
+      </w:r>
+      <w:proofErr w:type="spellEnd"/>
+      <w:r>
+        <w:t xml:space="preserve"> </w:t>
+      </w:r>
+      <w:proofErr w:type="spellStart"/>
+      <w:r>
+        <w:t>dụ</w:t>
+      </w:r>
+      <w:proofErr w:type="spellEnd"/>
+      <w:r>
+        <w:t xml:space="preserve"> </w:t>
+      </w:r>
+      <w:proofErr w:type="spellStart"/>
+      <w:r>
+        <w:t>đặt</w:t>
+      </w:r>
+      <w:proofErr w:type="spellEnd"/>
+      <w:r>
+        <w:t xml:space="preserve"> </w:t>
+      </w:r>
+      <w:proofErr w:type="spellStart"/>
+      <w:r>
+        <w:t>tên</w:t>
+      </w:r>
+      <w:proofErr w:type="spellEnd"/>
+      <w:r>
+        <w:t>:</w:t>
+      </w:r>
+    </w:p>
+    <w:p>
+      <w:proofErr w:type="spellStart"/>
+      <w:r>
+        <w:t>vinh</w:t>
+      </w:r>
+      <w:proofErr w:type="spellEnd"/>
+      <w:r>
+        <w:t>-</w:t>
+      </w:r>
+      <w:proofErr w:type="spellStart"/>
+      <w:r>
+        <w:t>khanh</w:t>
+      </w:r>
+      <w:proofErr w:type="spellEnd"/>
+      <w:r>
+        <w:t>-tourism</w:t>
+      </w:r>
+    </w:p>
+    <w:p>
+      <w:r>
+        <w:t>→ Create</w:t>
+      </w:r>
+    </w:p>
+    <w:p/>
+    <w:p>
+      <w:pPr>
+        <w:rPr>
+          <w:b/>
+          <w:bCs/>
+        </w:rPr>
+      </w:pPr>
+      <w:r>
+        <w:rPr>
+          <w:rFonts w:ascii="Segoe UI Emoji" w:hAnsi="Segoe UI Emoji" w:cs="Segoe UI Emoji"/>
+          <w:b/>
+          <w:bCs/>
+        </w:rPr>
+        <w:t>✅</w:t>
+      </w:r>
+      <w:r>
+        <w:rPr>
+          <w:b/>
+          <w:bCs/>
+        </w:rPr>
+        <w:t xml:space="preserve"> BƯỚC 3: Enable </w:t>
+      </w:r>
+      <w:proofErr w:type="spellStart"/>
+      <w:r>
+        <w:rPr>
+          <w:b/>
+          <w:bCs/>
+        </w:rPr>
+        <w:t>các</w:t>
+      </w:r>
+      <w:proofErr w:type="spellEnd"/>
+      <w:r>
+        <w:rPr>
+          <w:b/>
+          <w:bCs/>
+        </w:rPr>
+        <w:t xml:space="preserve"> API </w:t>
+      </w:r>
+      <w:proofErr w:type="spellStart"/>
+      <w:r>
+        <w:rPr>
+          <w:b/>
+          <w:bCs/>
+        </w:rPr>
+        <w:t>cần</w:t>
+      </w:r>
+      <w:proofErr w:type="spellEnd"/>
+      <w:r>
+        <w:rPr>
+          <w:b/>
+          <w:bCs/>
+        </w:rPr>
+        <w:t xml:space="preserve"> </w:t>
+      </w:r>
+      <w:proofErr w:type="spellStart"/>
+      <w:r>
+        <w:rPr>
+          <w:b/>
+          <w:bCs/>
+        </w:rPr>
+        <w:t>thiết</w:t>
+      </w:r>
+      <w:proofErr w:type="spellEnd"/>
+    </w:p>
+    <w:p>
+      <w:proofErr w:type="spellStart"/>
+      <w:r>
+        <w:t>Vào</w:t>
+      </w:r>
+      <w:proofErr w:type="spellEnd"/>
+      <w:r>
+        <w:t>:</w:t>
+      </w:r>
+    </w:p>
+    <w:p>
+      <w:r>
+        <w:t>APIs &amp; Services → Library</w:t>
+      </w:r>
+    </w:p>
+    <w:p>
+      <w:proofErr w:type="spellStart"/>
+      <w:r>
+        <w:t>Tìm</w:t>
+      </w:r>
+      <w:proofErr w:type="spellEnd"/>
+      <w:r>
+        <w:t xml:space="preserve"> </w:t>
+      </w:r>
+      <w:proofErr w:type="spellStart"/>
+      <w:r>
+        <w:t>và</w:t>
+      </w:r>
+      <w:proofErr w:type="spellEnd"/>
+      <w:r>
+        <w:t xml:space="preserve"> </w:t>
+      </w:r>
+      <w:proofErr w:type="spellStart"/>
+      <w:r>
+        <w:t>bật</w:t>
+      </w:r>
+      <w:proofErr w:type="spellEnd"/>
+      <w:r>
+        <w:t>:</w:t>
+      </w:r>
+    </w:p>
+    <w:p>
+      <w:r>
+        <w:rPr>
+          <w:rFonts w:ascii="Segoe UI Symbol" w:hAnsi="Segoe UI Symbol" w:cs="Segoe UI Symbol"/>
+        </w:rPr>
         <w:lastRenderedPageBreak/>
-        <w:t xml:space="preserve">Góc trên → </w:t>
-      </w:r>
-      <w:r>
-        <w:rPr>
-          <w:b/>
-          <w:bCs/>
-        </w:rPr>
-        <w:t>Select a project</w:t>
-      </w:r>
-      <w:r>
-        <w:t xml:space="preserve"> → </w:t>
-      </w:r>
-      <w:r>
-        <w:rPr>
-          <w:b/>
-          <w:bCs/>
-        </w:rPr>
-        <w:t>New Project</w:t>
-      </w:r>
-    </w:p>
-    <w:p>
-      <w:r>
-        <w:t>Ví dụ đặt tên:</w:t>
-      </w:r>
-    </w:p>
-    <w:p>
-      <w:r>
-        <w:t>vinh-khanh-tourism</w:t>
-      </w:r>
-    </w:p>
-    <w:p>
-      <w:r>
-        <w:t>→ Create</w:t>
+        <w:t>✔</w:t>
+      </w:r>
+      <w:r>
+        <w:t xml:space="preserve"> Maps SDK for Android</w:t>
+      </w:r>
+      <w:r>
+        <w:br/>
+      </w:r>
+      <w:r>
+        <w:rPr>
+          <w:rFonts w:ascii="Segoe UI Symbol" w:hAnsi="Segoe UI Symbol" w:cs="Segoe UI Symbol"/>
+        </w:rPr>
+        <w:t>✔</w:t>
+      </w:r>
+      <w:r>
+        <w:t xml:space="preserve"> Maps SDK for iOS</w:t>
+      </w:r>
+      <w:r>
+        <w:br/>
+      </w:r>
+      <w:r>
+        <w:rPr>
+          <w:rFonts w:ascii="Segoe UI Symbol" w:hAnsi="Segoe UI Symbol" w:cs="Segoe UI Symbol"/>
+        </w:rPr>
+        <w:t>✔</w:t>
+      </w:r>
+      <w:r>
+        <w:t xml:space="preserve"> Places API (</w:t>
+      </w:r>
+      <w:proofErr w:type="spellStart"/>
+      <w:r>
+        <w:t>khuyến</w:t>
+      </w:r>
+      <w:proofErr w:type="spellEnd"/>
+      <w:r>
+        <w:t xml:space="preserve"> </w:t>
+      </w:r>
+      <w:proofErr w:type="spellStart"/>
+      <w:r>
+        <w:t>nghị</w:t>
+      </w:r>
+      <w:proofErr w:type="spellEnd"/>
+      <w:r>
+        <w:t>)</w:t>
+      </w:r>
+    </w:p>
+    <w:p>
+      <w:proofErr w:type="spellStart"/>
+      <w:r>
+        <w:t>Bấm</w:t>
+      </w:r>
+      <w:proofErr w:type="spellEnd"/>
+      <w:r>
+        <w:t xml:space="preserve"> </w:t>
+      </w:r>
+      <w:r>
+        <w:rPr>
+          <w:b/>
+          <w:bCs/>
+        </w:rPr>
+        <w:t>Enable</w:t>
       </w:r>
     </w:p>
     <w:p/>
@@ -264,70 +642,112 @@
           <w:b/>
           <w:bCs/>
         </w:rPr>
-        <w:t xml:space="preserve"> BƯỚC 3: Enable các API cần thiết</w:t>
-      </w:r>
-    </w:p>
-    <w:p>
-      <w:r>
-        <w:t>Vào:</w:t>
-      </w:r>
-    </w:p>
-    <w:p>
-      <w:r>
-        <w:t>APIs &amp; Services → Library</w:t>
-      </w:r>
-    </w:p>
-    <w:p>
-      <w:r>
-        <w:t>Tìm và bật:</w:t>
-      </w:r>
-    </w:p>
-    <w:p>
-      <w:r>
-        <w:rPr>
-          <w:rFonts w:ascii="Segoe UI Symbol" w:hAnsi="Segoe UI Symbol" w:cs="Segoe UI Symbol"/>
-        </w:rPr>
-        <w:t>✔</w:t>
-      </w:r>
-      <w:r>
-        <w:t xml:space="preserve"> Maps SDK for Android</w:t>
-      </w:r>
-      <w:r>
-        <w:br/>
-      </w:r>
-      <w:r>
-        <w:rPr>
-          <w:rFonts w:ascii="Segoe UI Symbol" w:hAnsi="Segoe UI Symbol" w:cs="Segoe UI Symbol"/>
-        </w:rPr>
-        <w:t>✔</w:t>
-      </w:r>
-      <w:r>
-        <w:t xml:space="preserve"> Maps SDK for iOS</w:t>
-      </w:r>
-      <w:r>
-        <w:br/>
-      </w:r>
-      <w:r>
-        <w:rPr>
-          <w:rFonts w:ascii="Segoe UI Symbol" w:hAnsi="Segoe UI Symbol" w:cs="Segoe UI Symbol"/>
-        </w:rPr>
-        <w:t>✔</w:t>
-      </w:r>
-      <w:r>
-        <w:t xml:space="preserve"> Places API (khuyến nghị)</w:t>
-      </w:r>
-    </w:p>
-    <w:p>
-      <w:r>
-        <w:t xml:space="preserve">Bấm </w:t>
-      </w:r>
-      <w:r>
-        <w:rPr>
-          <w:b/>
-          <w:bCs/>
-        </w:rPr>
-        <w:t>Enable</w:t>
-      </w:r>
+        <w:t xml:space="preserve"> BƯỚC 4: </w:t>
+      </w:r>
+      <w:proofErr w:type="spellStart"/>
+      <w:r>
+        <w:rPr>
+          <w:b/>
+          <w:bCs/>
+        </w:rPr>
+        <w:t>Tạo</w:t>
+      </w:r>
+      <w:proofErr w:type="spellEnd"/>
+      <w:r>
+        <w:rPr>
+          <w:b/>
+          <w:bCs/>
+        </w:rPr>
+        <w:t xml:space="preserve"> API Key</w:t>
+      </w:r>
+    </w:p>
+    <w:p>
+      <w:proofErr w:type="spellStart"/>
+      <w:r>
+        <w:t>Vào</w:t>
+      </w:r>
+      <w:proofErr w:type="spellEnd"/>
+      <w:r>
+        <w:t>:</w:t>
+      </w:r>
+    </w:p>
+    <w:p>
+      <w:r>
+        <w:t>APIs &amp; Services → Credentials</w:t>
+      </w:r>
+    </w:p>
+    <w:p>
+      <w:r>
+        <w:t>→ Create Credentials → API Key</w:t>
+      </w:r>
+    </w:p>
+    <w:p>
+      <w:r>
+        <w:t xml:space="preserve">Google </w:t>
+      </w:r>
+      <w:proofErr w:type="spellStart"/>
+      <w:r>
+        <w:t>sẽ</w:t>
+      </w:r>
+      <w:proofErr w:type="spellEnd"/>
+      <w:r>
+        <w:t xml:space="preserve"> </w:t>
+      </w:r>
+      <w:proofErr w:type="spellStart"/>
+      <w:r>
+        <w:t>tạo</w:t>
+      </w:r>
+      <w:proofErr w:type="spellEnd"/>
+      <w:r>
+        <w:t xml:space="preserve"> </w:t>
+      </w:r>
+      <w:proofErr w:type="spellStart"/>
+      <w:r>
+        <w:t>cho</w:t>
+      </w:r>
+      <w:proofErr w:type="spellEnd"/>
+      <w:r>
+        <w:t xml:space="preserve"> </w:t>
+      </w:r>
+      <w:proofErr w:type="spellStart"/>
+      <w:r>
+        <w:t>bạn</w:t>
+      </w:r>
+      <w:proofErr w:type="spellEnd"/>
+      <w:r>
+        <w:t xml:space="preserve"> 1 key </w:t>
+      </w:r>
+      <w:proofErr w:type="spellStart"/>
+      <w:r>
+        <w:t>dạng</w:t>
+      </w:r>
+      <w:proofErr w:type="spellEnd"/>
+      <w:r>
+        <w:t>:</w:t>
+      </w:r>
+    </w:p>
+    <w:p>
+      <w:proofErr w:type="spellStart"/>
+      <w:r>
+        <w:t>AIzaSyDxxxxxxxxxxxxxxxxxxxx</w:t>
+      </w:r>
+      <w:proofErr w:type="spellEnd"/>
+    </w:p>
+    <w:p>
+      <w:r>
+        <w:rPr>
+          <w:rFonts w:ascii="Segoe UI Emoji" w:hAnsi="Segoe UI Emoji" w:cs="Segoe UI Emoji"/>
+        </w:rPr>
+        <w:t>👉</w:t>
+      </w:r>
+      <w:r>
+        <w:t xml:space="preserve"> Copy </w:t>
+      </w:r>
+      <w:proofErr w:type="spellStart"/>
+      <w:r>
+        <w:t>lại</w:t>
+      </w:r>
+      <w:proofErr w:type="spellEnd"/>
     </w:p>
     <w:p/>
     <w:p>
@@ -350,72 +770,105 @@
           <w:b/>
           <w:bCs/>
         </w:rPr>
-        <w:t xml:space="preserve"> BƯỚC 4: Tạo API Key</w:t>
-      </w:r>
-    </w:p>
-    <w:p>
-      <w:r>
-        <w:t>Vào:</w:t>
-      </w:r>
-    </w:p>
-    <w:p>
-      <w:r>
-        <w:t>APIs &amp; Services → Credentials</w:t>
-      </w:r>
-    </w:p>
-    <w:p>
-      <w:r>
-        <w:t>→ Create Credentials → API Key</w:t>
-      </w:r>
-    </w:p>
-    <w:p>
-      <w:r>
-        <w:t>Google sẽ tạo cho bạn 1 key dạng:</w:t>
-      </w:r>
-    </w:p>
-    <w:p>
-      <w:r>
-        <w:t>AIzaSyDxxxxxxxxxxxxxxxxxxxx</w:t>
-      </w:r>
-    </w:p>
-    <w:p>
-      <w:r>
-        <w:rPr>
-          <w:rFonts w:ascii="Segoe UI Emoji" w:hAnsi="Segoe UI Emoji" w:cs="Segoe UI Emoji"/>
-        </w:rPr>
-        <w:t>👉</w:t>
-      </w:r>
-      <w:r>
-        <w:t xml:space="preserve"> Copy lại</w:t>
-      </w:r>
-    </w:p>
-    <w:p/>
-    <w:p>
-      <w:pPr>
-        <w:rPr>
-          <w:b/>
-          <w:bCs/>
-        </w:rPr>
-      </w:pPr>
-      <w:r>
-        <w:rPr>
-          <w:rFonts w:ascii="Segoe UI Emoji" w:hAnsi="Segoe UI Emoji" w:cs="Segoe UI Emoji"/>
-          <w:b/>
-          <w:bCs/>
-        </w:rPr>
-        <w:t>✅</w:t>
-      </w:r>
-      <w:r>
-        <w:rPr>
-          <w:b/>
-          <w:bCs/>
-        </w:rPr>
-        <w:t xml:space="preserve"> BƯỚC 5: (Khuyến nghị) Giới hạn API Key</w:t>
-      </w:r>
-    </w:p>
-    <w:p>
-      <w:r>
-        <w:t>Bấm vào API key vừa tạo → Edit</w:t>
+        <w:t xml:space="preserve"> BƯỚC 5: (</w:t>
+      </w:r>
+      <w:proofErr w:type="spellStart"/>
+      <w:r>
+        <w:rPr>
+          <w:b/>
+          <w:bCs/>
+        </w:rPr>
+        <w:t>Khuyến</w:t>
+      </w:r>
+      <w:proofErr w:type="spellEnd"/>
+      <w:r>
+        <w:rPr>
+          <w:b/>
+          <w:bCs/>
+        </w:rPr>
+        <w:t xml:space="preserve"> </w:t>
+      </w:r>
+      <w:proofErr w:type="spellStart"/>
+      <w:r>
+        <w:rPr>
+          <w:b/>
+          <w:bCs/>
+        </w:rPr>
+        <w:t>nghị</w:t>
+      </w:r>
+      <w:proofErr w:type="spellEnd"/>
+      <w:r>
+        <w:rPr>
+          <w:b/>
+          <w:bCs/>
+        </w:rPr>
+        <w:t xml:space="preserve">) </w:t>
+      </w:r>
+      <w:proofErr w:type="spellStart"/>
+      <w:r>
+        <w:rPr>
+          <w:b/>
+          <w:bCs/>
+        </w:rPr>
+        <w:t>Giới</w:t>
+      </w:r>
+      <w:proofErr w:type="spellEnd"/>
+      <w:r>
+        <w:rPr>
+          <w:b/>
+          <w:bCs/>
+        </w:rPr>
+        <w:t xml:space="preserve"> </w:t>
+      </w:r>
+      <w:proofErr w:type="spellStart"/>
+      <w:r>
+        <w:rPr>
+          <w:b/>
+          <w:bCs/>
+        </w:rPr>
+        <w:t>hạn</w:t>
+      </w:r>
+      <w:proofErr w:type="spellEnd"/>
+      <w:r>
+        <w:rPr>
+          <w:b/>
+          <w:bCs/>
+        </w:rPr>
+        <w:t xml:space="preserve"> API Key</w:t>
+      </w:r>
+    </w:p>
+    <w:p>
+      <w:proofErr w:type="spellStart"/>
+      <w:r>
+        <w:t>Bấm</w:t>
+      </w:r>
+      <w:proofErr w:type="spellEnd"/>
+      <w:r>
+        <w:t xml:space="preserve"> </w:t>
+      </w:r>
+      <w:proofErr w:type="spellStart"/>
+      <w:r>
+        <w:t>vào</w:t>
+      </w:r>
+      <w:proofErr w:type="spellEnd"/>
+      <w:r>
+        <w:t xml:space="preserve"> API key </w:t>
+      </w:r>
+      <w:proofErr w:type="spellStart"/>
+      <w:r>
+        <w:t>vừa</w:t>
+      </w:r>
+      <w:proofErr w:type="spellEnd"/>
+      <w:r>
+        <w:t xml:space="preserve"> </w:t>
+      </w:r>
+      <w:proofErr w:type="spellStart"/>
+      <w:r>
+        <w:t>tạo</w:t>
+      </w:r>
+      <w:proofErr w:type="spellEnd"/>
+      <w:r>
+        <w:t xml:space="preserve"> → Edit</w:t>
       </w:r>
     </w:p>
     <w:p>
@@ -434,8 +887,13 @@
       </w:r>
     </w:p>
     <w:p>
-      <w:r>
-        <w:t>Chọn:</w:t>
+      <w:proofErr w:type="spellStart"/>
+      <w:r>
+        <w:t>Chọn</w:t>
+      </w:r>
+      <w:proofErr w:type="spellEnd"/>
+      <w:r>
+        <w:t>:</w:t>
       </w:r>
     </w:p>
     <w:p>
@@ -446,8 +904,15 @@
         </w:numPr>
       </w:pPr>
       <w:r>
-        <w:lastRenderedPageBreak/>
-        <w:t>Android apps → thêm package name</w:t>
+        <w:t xml:space="preserve">Android apps → </w:t>
+      </w:r>
+      <w:proofErr w:type="spellStart"/>
+      <w:r>
+        <w:t>thêm</w:t>
+      </w:r>
+      <w:proofErr w:type="spellEnd"/>
+      <w:r>
+        <w:t xml:space="preserve"> package name</w:t>
       </w:r>
     </w:p>
     <w:p>
@@ -458,7 +923,15 @@
         </w:numPr>
       </w:pPr>
       <w:r>
-        <w:t>iOS apps → thêm bundle id</w:t>
+        <w:t xml:space="preserve">iOS apps → </w:t>
+      </w:r>
+      <w:proofErr w:type="spellStart"/>
+      <w:r>
+        <w:t>thêm</w:t>
+      </w:r>
+      <w:proofErr w:type="spellEnd"/>
+      <w:r>
+        <w:t xml:space="preserve"> bundle id</w:t>
       </w:r>
     </w:p>
     <w:p>
@@ -477,8 +950,13 @@
       </w:r>
     </w:p>
     <w:p>
-      <w:r>
-        <w:t>Chọn:</w:t>
+      <w:proofErr w:type="spellStart"/>
+      <w:r>
+        <w:t>Chọn</w:t>
+      </w:r>
+      <w:proofErr w:type="spellEnd"/>
+      <w:r>
+        <w:t>:</w:t>
       </w:r>
     </w:p>
     <w:p>
@@ -538,6 +1016,7 @@
     </w:p>
     <w:p>
       <w:r>
+        <w:lastRenderedPageBreak/>
         <w:t>Save</w:t>
       </w:r>
     </w:p>
@@ -549,7 +1028,55 @@
         <w:t>➡️</w:t>
       </w:r>
       <w:r>
-        <w:t xml:space="preserve"> Tránh bị người khác dùng trộm.</w:t>
+        <w:t xml:space="preserve"> </w:t>
+      </w:r>
+      <w:proofErr w:type="spellStart"/>
+      <w:r>
+        <w:t>Tránh</w:t>
+      </w:r>
+      <w:proofErr w:type="spellEnd"/>
+      <w:r>
+        <w:t xml:space="preserve"> </w:t>
+      </w:r>
+      <w:proofErr w:type="spellStart"/>
+      <w:r>
+        <w:t>bị</w:t>
+      </w:r>
+      <w:proofErr w:type="spellEnd"/>
+      <w:r>
+        <w:t xml:space="preserve"> </w:t>
+      </w:r>
+      <w:proofErr w:type="spellStart"/>
+      <w:r>
+        <w:t>người</w:t>
+      </w:r>
+      <w:proofErr w:type="spellEnd"/>
+      <w:r>
+        <w:t xml:space="preserve"> </w:t>
+      </w:r>
+      <w:proofErr w:type="spellStart"/>
+      <w:r>
+        <w:t>khác</w:t>
+      </w:r>
+      <w:proofErr w:type="spellEnd"/>
+      <w:r>
+        <w:t xml:space="preserve"> </w:t>
+      </w:r>
+      <w:proofErr w:type="spellStart"/>
+      <w:r>
+        <w:t>dùng</w:t>
+      </w:r>
+      <w:proofErr w:type="spellEnd"/>
+      <w:r>
+        <w:t xml:space="preserve"> </w:t>
+      </w:r>
+      <w:proofErr w:type="spellStart"/>
+      <w:r>
+        <w:t>trộm</w:t>
+      </w:r>
+      <w:proofErr w:type="spellEnd"/>
+      <w:r>
+        <w:t>.</w:t>
       </w:r>
     </w:p>
     <w:p/>
@@ -573,7 +1100,39 @@
           <w:b/>
           <w:bCs/>
         </w:rPr>
-        <w:t xml:space="preserve"> BƯỚC 6: Gắn key vào Flutter</w:t>
+        <w:t xml:space="preserve"> BƯỚC 6: </w:t>
+      </w:r>
+      <w:proofErr w:type="spellStart"/>
+      <w:r>
+        <w:rPr>
+          <w:b/>
+          <w:bCs/>
+        </w:rPr>
+        <w:t>Gắn</w:t>
+      </w:r>
+      <w:proofErr w:type="spellEnd"/>
+      <w:r>
+        <w:rPr>
+          <w:b/>
+          <w:bCs/>
+        </w:rPr>
+        <w:t xml:space="preserve"> key </w:t>
+      </w:r>
+      <w:proofErr w:type="spellStart"/>
+      <w:r>
+        <w:rPr>
+          <w:b/>
+          <w:bCs/>
+        </w:rPr>
+        <w:t>vào</w:t>
+      </w:r>
+      <w:proofErr w:type="spellEnd"/>
+      <w:r>
+        <w:rPr>
+          <w:b/>
+          <w:bCs/>
+        </w:rPr>
+        <w:t xml:space="preserve"> Flutter</w:t>
       </w:r>
     </w:p>
     <w:p/>
@@ -601,33 +1160,77 @@
       </w:r>
     </w:p>
     <w:p>
-      <w:r>
-        <w:t>Mở:</w:t>
-      </w:r>
-    </w:p>
-    <w:p>
-      <w:r>
-        <w:t>android/app/src/main/AndroidManifest.xml</w:t>
-      </w:r>
-    </w:p>
-    <w:p>
-      <w:r>
-        <w:t>Tìm:</w:t>
-      </w:r>
-    </w:p>
-    <w:p>
-      <w:r>
-        <w:t>android:value="YOUR_GOOGLE_MAPS_API_KEY"</w:t>
-      </w:r>
-    </w:p>
-    <w:p>
-      <w:r>
-        <w:t>Thay thành:</w:t>
-      </w:r>
-    </w:p>
-    <w:p>
-      <w:r>
-        <w:t>android:value="AIzaSyDxxxxxxxxxxxx"</w:t>
+      <w:proofErr w:type="spellStart"/>
+      <w:r>
+        <w:t>Mở</w:t>
+      </w:r>
+      <w:proofErr w:type="spellEnd"/>
+      <w:r>
+        <w:t>:</w:t>
+      </w:r>
+    </w:p>
+    <w:p>
+      <w:r>
+        <w:t>android/app/</w:t>
+      </w:r>
+      <w:proofErr w:type="spellStart"/>
+      <w:r>
+        <w:t>src</w:t>
+      </w:r>
+      <w:proofErr w:type="spellEnd"/>
+      <w:r>
+        <w:t>/main/AndroidManifest.xml</w:t>
+      </w:r>
+    </w:p>
+    <w:p>
+      <w:proofErr w:type="spellStart"/>
+      <w:r>
+        <w:t>Tìm</w:t>
+      </w:r>
+      <w:proofErr w:type="spellEnd"/>
+      <w:r>
+        <w:t>:</w:t>
+      </w:r>
+    </w:p>
+    <w:p>
+      <w:proofErr w:type="spellStart"/>
+      <w:r>
+        <w:t>android:value</w:t>
+      </w:r>
+      <w:proofErr w:type="spellEnd"/>
+      <w:r>
+        <w:t>="YOUR_GOOGLE_MAPS_API_KEY"</w:t>
+      </w:r>
+    </w:p>
+    <w:p>
+      <w:r>
+        <w:t xml:space="preserve">Thay </w:t>
+      </w:r>
+      <w:proofErr w:type="spellStart"/>
+      <w:r>
+        <w:t>thành</w:t>
+      </w:r>
+      <w:proofErr w:type="spellEnd"/>
+      <w:r>
+        <w:t>:</w:t>
+      </w:r>
+    </w:p>
+    <w:p>
+      <w:proofErr w:type="spellStart"/>
+      <w:r>
+        <w:t>android:value</w:t>
+      </w:r>
+      <w:proofErr w:type="spellEnd"/>
+      <w:r>
+        <w:t>="</w:t>
+      </w:r>
+      <w:proofErr w:type="spellStart"/>
+      <w:r>
+        <w:t>AIzaSyDxxxxxxxxxxxx</w:t>
+      </w:r>
+      <w:proofErr w:type="spellEnd"/>
+      <w:r>
+        <w:t>"</w:t>
       </w:r>
     </w:p>
     <w:p/>
@@ -655,24 +1258,48 @@
       </w:r>
     </w:p>
     <w:p>
-      <w:r>
-        <w:t>Mở:</w:t>
-      </w:r>
-    </w:p>
-    <w:p>
-      <w:r>
-        <w:t>ios/Runner/AppDelegate.swift</w:t>
-      </w:r>
-    </w:p>
-    <w:p>
-      <w:r>
-        <w:t>Tìm:</w:t>
-      </w:r>
-    </w:p>
-    <w:p>
-      <w:r>
-        <w:lastRenderedPageBreak/>
-        <w:t>GMSServices.provideAPIKey("YOUR_GOOGLE_MAPS_API_KEY")</w:t>
+      <w:proofErr w:type="spellStart"/>
+      <w:r>
+        <w:t>Mở</w:t>
+      </w:r>
+      <w:proofErr w:type="spellEnd"/>
+      <w:r>
+        <w:t>:</w:t>
+      </w:r>
+    </w:p>
+    <w:p>
+      <w:proofErr w:type="spellStart"/>
+      <w:r>
+        <w:t>ios</w:t>
+      </w:r>
+      <w:proofErr w:type="spellEnd"/>
+      <w:r>
+        <w:t>/Runner/</w:t>
+      </w:r>
+      <w:proofErr w:type="spellStart"/>
+      <w:r>
+        <w:t>AppDelegate.swift</w:t>
+      </w:r>
+      <w:proofErr w:type="spellEnd"/>
+    </w:p>
+    <w:p>
+      <w:proofErr w:type="spellStart"/>
+      <w:r>
+        <w:t>Tìm</w:t>
+      </w:r>
+      <w:proofErr w:type="spellEnd"/>
+      <w:r>
+        <w:t>:</w:t>
+      </w:r>
+    </w:p>
+    <w:p>
+      <w:proofErr w:type="spellStart"/>
+      <w:r>
+        <w:t>GMSServices.provideAPIKey</w:t>
+      </w:r>
+      <w:proofErr w:type="spellEnd"/>
+      <w:r>
+        <w:t>("YOUR_GOOGLE_MAPS_API_KEY")</w:t>
       </w:r>
     </w:p>
     <w:p>
@@ -681,8 +1308,21 @@
       </w:r>
     </w:p>
     <w:p>
-      <w:r>
-        <w:t>GMSServices.provideAPIKey("AIzaSyDxxxxxxxxxx")</w:t>
+      <w:proofErr w:type="spellStart"/>
+      <w:r>
+        <w:t>GMSServices.provideAPIKey</w:t>
+      </w:r>
+      <w:proofErr w:type="spellEnd"/>
+      <w:r>
+        <w:t>("</w:t>
+      </w:r>
+      <w:proofErr w:type="spellStart"/>
+      <w:r>
+        <w:t>AIzaSyDxxxxxxxxxx</w:t>
+      </w:r>
+      <w:proofErr w:type="spellEnd"/>
+      <w:r>
+        <w:t>")</w:t>
       </w:r>
     </w:p>
     <w:p>
@@ -705,7 +1345,39 @@
           <w:b/>
           <w:bCs/>
         </w:rPr>
-        <w:t xml:space="preserve"> BƯỚC 7: Chạy lại app</w:t>
+        <w:t xml:space="preserve"> BƯỚC 7: </w:t>
+      </w:r>
+      <w:proofErr w:type="spellStart"/>
+      <w:r>
+        <w:rPr>
+          <w:b/>
+          <w:bCs/>
+        </w:rPr>
+        <w:t>Chạy</w:t>
+      </w:r>
+      <w:proofErr w:type="spellEnd"/>
+      <w:r>
+        <w:rPr>
+          <w:b/>
+          <w:bCs/>
+        </w:rPr>
+        <w:t xml:space="preserve"> </w:t>
+      </w:r>
+      <w:proofErr w:type="spellStart"/>
+      <w:r>
+        <w:rPr>
+          <w:b/>
+          <w:bCs/>
+        </w:rPr>
+        <w:t>lại</w:t>
+      </w:r>
+      <w:proofErr w:type="spellEnd"/>
+      <w:r>
+        <w:rPr>
+          <w:b/>
+          <w:bCs/>
+        </w:rPr>
+        <w:t xml:space="preserve"> app</w:t>
       </w:r>
     </w:p>
     <w:p>
@@ -715,17 +1387,64 @@
     </w:p>
     <w:p>
       <w:r>
-        <w:t>flutter pub get</w:t>
-      </w:r>
-    </w:p>
-    <w:p>
-      <w:r>
-        <w:t>flutter run</w:t>
-      </w:r>
-    </w:p>
-    <w:p>
-      <w:r>
-        <w:t xml:space="preserve">Nếu bản đồ hiện → Thành công </w:t>
+        <w:t xml:space="preserve">flutter pub </w:t>
+      </w:r>
+      <w:proofErr w:type="gramStart"/>
+      <w:r>
+        <w:t>get</w:t>
+      </w:r>
+      <w:proofErr w:type="gramEnd"/>
+    </w:p>
+    <w:p>
+      <w:r>
+        <w:t xml:space="preserve">flutter </w:t>
+      </w:r>
+      <w:proofErr w:type="gramStart"/>
+      <w:r>
+        <w:t>run</w:t>
+      </w:r>
+      <w:proofErr w:type="gramEnd"/>
+    </w:p>
+    <w:p>
+      <w:proofErr w:type="spellStart"/>
+      <w:r>
+        <w:t>Nếu</w:t>
+      </w:r>
+      <w:proofErr w:type="spellEnd"/>
+      <w:r>
+        <w:t xml:space="preserve"> </w:t>
+      </w:r>
+      <w:proofErr w:type="spellStart"/>
+      <w:r>
+        <w:t>bản</w:t>
+      </w:r>
+      <w:proofErr w:type="spellEnd"/>
+      <w:r>
+        <w:t xml:space="preserve"> </w:t>
+      </w:r>
+      <w:proofErr w:type="spellStart"/>
+      <w:r>
+        <w:t>đồ</w:t>
+      </w:r>
+      <w:proofErr w:type="spellEnd"/>
+      <w:r>
+        <w:t xml:space="preserve"> </w:t>
+      </w:r>
+      <w:proofErr w:type="spellStart"/>
+      <w:r>
+        <w:t>hiện</w:t>
+      </w:r>
+      <w:proofErr w:type="spellEnd"/>
+      <w:r>
+        <w:t xml:space="preserve"> → Thành </w:t>
+      </w:r>
+      <w:proofErr w:type="spellStart"/>
+      <w:r>
+        <w:t>công</w:t>
+      </w:r>
+      <w:proofErr w:type="spellEnd"/>
+      <w:r>
+        <w:t xml:space="preserve"> </w:t>
       </w:r>
       <w:r>
         <w:rPr>
